--- a/docs/SSC操作SOP.docx
+++ b/docs/SSC操作SOP.docx
@@ -311,7 +311,7 @@
                 <w:sz w:val="20"/>
                 <w:szCs w:val="20"/>
               </w:rPr>
-              <w:t xml:space="preserve">hr-local.html（本地运行）</w:t>
+              <w:t xml:space="preserve">http://localhost:8080/hr-local.html</w:t>
             </w:r>
           </w:p>
         </w:tc>
@@ -336,7 +336,7 @@
                 <w:sz w:val="20"/>
                 <w:szCs w:val="20"/>
               </w:rPr>
-              <w:t xml:space="preserve">薪资录入与结算，不上云</w:t>
+              <w:t xml:space="preserve">薪资录入与结算，不上云（需先启动本地服务器）</w:t>
             </w:r>
           </w:p>
         </w:tc>
@@ -498,7 +498,28 @@
           <w:sz w:val="21"/>
           <w:szCs w:val="21"/>
         </w:rPr>
-        <w:t xml:space="preserve">1. 用浏览器打开 hr-local.html</w:t>
+        <w:t xml:space="preserve">⚠ 本地薪资工具需要通过本地服务器运行，不能直接双击打开HTML文件。</w:t>
+      </w:r>
+    </w:p>
+    <w:p>
+      <w:pPr>
+        <w:spacing w:after="80" w:before="80"/>
+      </w:pPr>
+    </w:p>
+    <w:p>
+      <w:pPr>
+        <w:spacing w:after="60" w:before="160"/>
+      </w:pPr>
+      <w:r>
+        <w:rPr>
+          <w:rFonts w:ascii="Microsoft YaHei" w:cs="Microsoft YaHei" w:eastAsia="Microsoft YaHei" w:hAnsi="Microsoft YaHei"/>
+          <w:b/>
+          <w:bCs/>
+          <w:color w:val="1a1a2e"/>
+          <w:sz w:val="22"/>
+          <w:szCs w:val="22"/>
+        </w:rPr>
+        <w:t xml:space="preserve">步骤1：启动本地服务器</w:t>
       </w:r>
     </w:p>
     <w:p>
@@ -512,7 +533,7 @@
           <w:sz w:val="21"/>
           <w:szCs w:val="21"/>
         </w:rPr>
-        <w:t xml:space="preserve">2. 输入云端服务地址：https://practice-ledger.onrender.com</w:t>
+        <w:t xml:space="preserve">在电脑上打开命令行（CMD或PowerShell），执行：</w:t>
       </w:r>
     </w:p>
     <w:p>
@@ -523,10 +544,12 @@
       <w:r>
         <w:rPr>
           <w:rFonts w:ascii="Microsoft YaHei" w:cs="Microsoft YaHei" w:eastAsia="Microsoft YaHei" w:hAnsi="Microsoft YaHei"/>
-          <w:sz w:val="21"/>
-          <w:szCs w:val="21"/>
-        </w:rPr>
-        <w:t xml:space="preserve">3. 登录（用户名：hr，密码：hr666）</w:t>
+          <w:b/>
+          <w:bCs/>
+          <w:sz w:val="21"/>
+          <w:szCs w:val="21"/>
+        </w:rPr>
+        <w:t xml:space="preserve">cd E:\实操台账</w:t>
       </w:r>
     </w:p>
     <w:p>
@@ -537,10 +560,13 @@
       <w:r>
         <w:rPr>
           <w:rFonts w:ascii="Microsoft YaHei" w:cs="Microsoft YaHei" w:eastAsia="Microsoft YaHei" w:hAnsi="Microsoft YaHei"/>
-          <w:sz w:val="21"/>
-          <w:szCs w:val="21"/>
-        </w:rPr>
-        <w:t xml:space="preserve">4. 设置本地加密口令（保护薪资数据）</w:t>
+          <w:b/>
+          <w:bCs/>
+          <w:color w:val="1a56c4"/>
+          <w:sz w:val="21"/>
+          <w:szCs w:val="21"/>
+        </w:rPr>
+        <w:t xml:space="preserve">python -m http.server 8080</w:t>
       </w:r>
     </w:p>
     <w:p>
@@ -554,7 +580,160 @@
           <w:sz w:val="21"/>
           <w:szCs w:val="21"/>
         </w:rPr>
-        <w:t xml:space="preserve">5. 点击"登记薪资"，填写：</w:t>
+        <w:t xml:space="preserve">看到"Serving HTTP on :: ..."提示后，保持窗口不要关闭。</w:t>
+      </w:r>
+    </w:p>
+    <w:p>
+      <w:pPr>
+        <w:spacing w:after="80" w:before="80"/>
+      </w:pPr>
+    </w:p>
+    <w:p>
+      <w:pPr>
+        <w:spacing w:after="60" w:before="160"/>
+      </w:pPr>
+      <w:r>
+        <w:rPr>
+          <w:rFonts w:ascii="Microsoft YaHei" w:cs="Microsoft YaHei" w:eastAsia="Microsoft YaHei" w:hAnsi="Microsoft YaHei"/>
+          <w:b/>
+          <w:bCs/>
+          <w:color w:val="1a1a2e"/>
+          <w:sz w:val="22"/>
+          <w:szCs w:val="22"/>
+        </w:rPr>
+        <w:t xml:space="preserve">步骤2：打开本地工具</w:t>
+      </w:r>
+    </w:p>
+    <w:p>
+      <w:pPr>
+        <w:spacing w:after="60" w:before="60"/>
+        <w:jc w:val="left"/>
+      </w:pPr>
+      <w:r>
+        <w:rPr>
+          <w:rFonts w:ascii="Microsoft YaHei" w:cs="Microsoft YaHei" w:eastAsia="Microsoft YaHei" w:hAnsi="Microsoft YaHei"/>
+          <w:sz w:val="21"/>
+          <w:szCs w:val="21"/>
+        </w:rPr>
+        <w:t xml:space="preserve">用浏览器（推荐Chrome/Edge）访问：</w:t>
+      </w:r>
+    </w:p>
+    <w:p>
+      <w:pPr>
+        <w:spacing w:after="60" w:before="60"/>
+        <w:jc w:val="left"/>
+      </w:pPr>
+      <w:r>
+        <w:rPr>
+          <w:rFonts w:ascii="Microsoft YaHei" w:cs="Microsoft YaHei" w:eastAsia="Microsoft YaHei" w:hAnsi="Microsoft YaHei"/>
+          <w:b/>
+          <w:bCs/>
+          <w:color w:val="1a56c4"/>
+          <w:sz w:val="21"/>
+          <w:szCs w:val="21"/>
+        </w:rPr>
+        <w:t xml:space="preserve">http://localhost:8080/hr-local.html</w:t>
+      </w:r>
+    </w:p>
+    <w:p>
+      <w:pPr>
+        <w:spacing w:after="80" w:before="80"/>
+      </w:pPr>
+    </w:p>
+    <w:p>
+      <w:pPr>
+        <w:spacing w:after="60" w:before="160"/>
+      </w:pPr>
+      <w:r>
+        <w:rPr>
+          <w:rFonts w:ascii="Microsoft YaHei" w:cs="Microsoft YaHei" w:eastAsia="Microsoft YaHei" w:hAnsi="Microsoft YaHei"/>
+          <w:b/>
+          <w:bCs/>
+          <w:color w:val="1a1a2e"/>
+          <w:sz w:val="22"/>
+          <w:szCs w:val="22"/>
+        </w:rPr>
+        <w:t xml:space="preserve">步骤3：配置云端地址</w:t>
+      </w:r>
+    </w:p>
+    <w:p>
+      <w:pPr>
+        <w:spacing w:after="60" w:before="60"/>
+        <w:jc w:val="left"/>
+      </w:pPr>
+      <w:r>
+        <w:rPr>
+          <w:rFonts w:ascii="Microsoft YaHei" w:cs="Microsoft YaHei" w:eastAsia="Microsoft YaHei" w:hAnsi="Microsoft YaHei"/>
+          <w:sz w:val="21"/>
+          <w:szCs w:val="21"/>
+        </w:rPr>
+        <w:t xml:space="preserve">首次打开时，在"云端服务URL"框中输入：</w:t>
+      </w:r>
+    </w:p>
+    <w:p>
+      <w:pPr>
+        <w:spacing w:after="60" w:before="60"/>
+        <w:jc w:val="left"/>
+      </w:pPr>
+      <w:r>
+        <w:rPr>
+          <w:rFonts w:ascii="Microsoft YaHei" w:cs="Microsoft YaHei" w:eastAsia="Microsoft YaHei" w:hAnsi="Microsoft YaHei"/>
+          <w:b/>
+          <w:bCs/>
+          <w:color w:val="1a56c4"/>
+          <w:sz w:val="21"/>
+          <w:szCs w:val="21"/>
+        </w:rPr>
+        <w:t xml:space="preserve">https://practice-ledger.onrender.com</w:t>
+      </w:r>
+    </w:p>
+    <w:p>
+      <w:pPr>
+        <w:spacing w:after="60" w:before="60"/>
+        <w:jc w:val="left"/>
+      </w:pPr>
+      <w:r>
+        <w:rPr>
+          <w:rFonts w:ascii="Microsoft YaHei" w:cs="Microsoft YaHei" w:eastAsia="Microsoft YaHei" w:hAnsi="Microsoft YaHei"/>
+          <w:sz w:val="21"/>
+          <w:szCs w:val="21"/>
+        </w:rPr>
+        <w:t xml:space="preserve">点击"连接"。（之后会自动记住，不用重复输入）</w:t>
+      </w:r>
+    </w:p>
+    <w:p>
+      <w:pPr>
+        <w:spacing w:after="80" w:before="80"/>
+      </w:pPr>
+    </w:p>
+    <w:p>
+      <w:pPr>
+        <w:spacing w:after="60" w:before="160"/>
+      </w:pPr>
+      <w:r>
+        <w:rPr>
+          <w:rFonts w:ascii="Microsoft YaHei" w:cs="Microsoft YaHei" w:eastAsia="Microsoft YaHei" w:hAnsi="Microsoft YaHei"/>
+          <w:b/>
+          <w:bCs/>
+          <w:color w:val="1a1a2e"/>
+          <w:sz w:val="22"/>
+          <w:szCs w:val="22"/>
+        </w:rPr>
+        <w:t xml:space="preserve">步骤4：登录</w:t>
+      </w:r>
+    </w:p>
+    <w:p>
+      <w:pPr>
+        <w:spacing w:after="60" w:before="60"/>
+        <w:jc w:val="left"/>
+      </w:pPr>
+      <w:r>
+        <w:rPr>
+          <w:rFonts w:ascii="Microsoft YaHei" w:cs="Microsoft YaHei" w:eastAsia="Microsoft YaHei" w:hAnsi="Microsoft YaHei"/>
+          <w:sz w:val="21"/>
+          <w:szCs w:val="21"/>
+        </w:rPr>
+        <w:t xml:space="preserve">输入以下信息：</w:t>
       </w:r>
     </w:p>
     <w:p>
@@ -572,7 +751,7 @@
           <w:sz w:val="21"/>
           <w:szCs w:val="21"/>
         </w:rPr>
-        <w:t xml:space="preserve">薪资结构描述（如：基本工资+绩效+补贴）</w:t>
+        <w:t xml:space="preserve">用户名：hr</w:t>
       </w:r>
     </w:p>
     <w:p>
@@ -590,7 +769,7 @@
           <w:sz w:val="21"/>
           <w:szCs w:val="21"/>
         </w:rPr>
-        <w:t xml:space="preserve">基本工资（元/月）</w:t>
+        <w:t xml:space="preserve">密码：hr666</w:t>
       </w:r>
     </w:p>
     <w:p>
@@ -608,7 +787,56 @@
           <w:sz w:val="21"/>
           <w:szCs w:val="21"/>
         </w:rPr>
-        <w:t xml:space="preserve">补贴/其他（元/月）</w:t>
+        <w:t xml:space="preserve">本地加密口令：自行设置一个密码（如 zoe2026），用于保护本地薪资数据</w:t>
+      </w:r>
+    </w:p>
+    <w:p>
+      <w:pPr>
+        <w:spacing w:after="60" w:before="60"/>
+        <w:jc w:val="left"/>
+      </w:pPr>
+      <w:r>
+        <w:rPr>
+          <w:rFonts w:ascii="Microsoft YaHei" w:cs="Microsoft YaHei" w:eastAsia="Microsoft YaHei" w:hAnsi="Microsoft YaHei"/>
+          <w:sz w:val="21"/>
+          <w:szCs w:val="21"/>
+        </w:rPr>
+        <w:t xml:space="preserve">点击"登录"进入主界面。</w:t>
+      </w:r>
+    </w:p>
+    <w:p>
+      <w:pPr>
+        <w:spacing w:after="80" w:before="80"/>
+      </w:pPr>
+    </w:p>
+    <w:p>
+      <w:pPr>
+        <w:spacing w:after="60" w:before="160"/>
+      </w:pPr>
+      <w:r>
+        <w:rPr>
+          <w:rFonts w:ascii="Microsoft YaHei" w:cs="Microsoft YaHei" w:eastAsia="Microsoft YaHei" w:hAnsi="Microsoft YaHei"/>
+          <w:b/>
+          <w:bCs/>
+          <w:color w:val="1a1a2e"/>
+          <w:sz w:val="22"/>
+          <w:szCs w:val="22"/>
+        </w:rPr>
+        <w:t xml:space="preserve">步骤5：同步云端数据</w:t>
+      </w:r>
+    </w:p>
+    <w:p>
+      <w:pPr>
+        <w:spacing w:after="60" w:before="60"/>
+        <w:jc w:val="left"/>
+      </w:pPr>
+      <w:r>
+        <w:rPr>
+          <w:rFonts w:ascii="Microsoft YaHei" w:cs="Microsoft YaHei" w:eastAsia="Microsoft YaHei" w:hAnsi="Microsoft YaHei"/>
+          <w:sz w:val="21"/>
+          <w:szCs w:val="21"/>
+        </w:rPr>
+        <w:t xml:space="preserve">登录后，页面右上角有"🔄 同步云端数据"按钮：</w:t>
       </w:r>
     </w:p>
     <w:p>
@@ -626,7 +854,217 @@
           <w:sz w:val="21"/>
           <w:szCs w:val="21"/>
         </w:rPr>
-        <w:t xml:space="preserve">薪资备注</w:t>
+        <w:t xml:space="preserve">点击该按钮，从云端拉取最新的实操人员列表</w:t>
+      </w:r>
+    </w:p>
+    <w:p>
+      <w:pPr>
+        <w:pStyle w:val="ListParagraph"/>
+        <w:numPr>
+          <w:ilvl w:val="0"/>
+          <w:numId w:val="1"/>
+        </w:numPr>
+        <w:spacing w:after="40" w:before="40"/>
+      </w:pPr>
+      <w:r>
+        <w:rPr>
+          <w:rFonts w:ascii="Microsoft YaHei" w:cs="Microsoft YaHei" w:eastAsia="Microsoft YaHei" w:hAnsi="Microsoft YaHei"/>
+          <w:sz w:val="21"/>
+          <w:szCs w:val="21"/>
+        </w:rPr>
+        <w:t xml:space="preserve">切换窗口再回来时也会自动同步</w:t>
+      </w:r>
+    </w:p>
+    <w:p>
+      <w:pPr>
+        <w:pStyle w:val="ListParagraph"/>
+        <w:numPr>
+          <w:ilvl w:val="0"/>
+          <w:numId w:val="1"/>
+        </w:numPr>
+        <w:spacing w:after="40" w:before="40"/>
+      </w:pPr>
+      <w:r>
+        <w:rPr>
+          <w:rFonts w:ascii="Microsoft YaHei" w:cs="Microsoft YaHei" w:eastAsia="Microsoft YaHei" w:hAnsi="Microsoft YaHei"/>
+          <w:sz w:val="21"/>
+          <w:szCs w:val="21"/>
+        </w:rPr>
+        <w:t xml:space="preserve">顶栏显示已连接的云端地址和上次同步时间</w:t>
+      </w:r>
+    </w:p>
+    <w:p>
+      <w:pPr>
+        <w:pStyle w:val="ListParagraph"/>
+        <w:numPr>
+          <w:ilvl w:val="0"/>
+          <w:numId w:val="1"/>
+        </w:numPr>
+        <w:spacing w:after="40" w:before="40"/>
+      </w:pPr>
+      <w:r>
+        <w:rPr>
+          <w:rFonts w:ascii="Microsoft YaHei" w:cs="Microsoft YaHei" w:eastAsia="Microsoft YaHei" w:hAnsi="Microsoft YaHei"/>
+          <w:sz w:val="21"/>
+          <w:szCs w:val="21"/>
+        </w:rPr>
+        <w:t xml:space="preserve">只有云端已登记的人员才会出现在列表中</w:t>
+      </w:r>
+    </w:p>
+    <w:p>
+      <w:pPr>
+        <w:spacing w:after="80" w:before="80"/>
+      </w:pPr>
+    </w:p>
+    <w:p>
+      <w:pPr>
+        <w:spacing w:after="60" w:before="160"/>
+      </w:pPr>
+      <w:r>
+        <w:rPr>
+          <w:rFonts w:ascii="Microsoft YaHei" w:cs="Microsoft YaHei" w:eastAsia="Microsoft YaHei" w:hAnsi="Microsoft YaHei"/>
+          <w:b/>
+          <w:bCs/>
+          <w:color w:val="1a1a2e"/>
+          <w:sz w:val="22"/>
+          <w:szCs w:val="22"/>
+        </w:rPr>
+        <w:t xml:space="preserve">步骤6：登记薪资</w:t>
+      </w:r>
+    </w:p>
+    <w:p>
+      <w:pPr>
+        <w:spacing w:after="60" w:before="60"/>
+        <w:jc w:val="left"/>
+      </w:pPr>
+      <w:r>
+        <w:rPr>
+          <w:rFonts w:ascii="Microsoft YaHei" w:cs="Microsoft YaHei" w:eastAsia="Microsoft YaHei" w:hAnsi="Microsoft YaHei"/>
+          <w:sz w:val="21"/>
+          <w:szCs w:val="21"/>
+        </w:rPr>
+        <w:t xml:space="preserve">在列表中找到目标人员，点击"登记薪资"，填写：</w:t>
+      </w:r>
+    </w:p>
+    <w:p>
+      <w:pPr>
+        <w:pStyle w:val="ListParagraph"/>
+        <w:numPr>
+          <w:ilvl w:val="0"/>
+          <w:numId w:val="1"/>
+        </w:numPr>
+        <w:spacing w:after="40" w:before="40"/>
+      </w:pPr>
+      <w:r>
+        <w:rPr>
+          <w:rFonts w:ascii="Microsoft YaHei" w:cs="Microsoft YaHei" w:eastAsia="Microsoft YaHei" w:hAnsi="Microsoft YaHei"/>
+          <w:sz w:val="21"/>
+          <w:szCs w:val="21"/>
+        </w:rPr>
+        <w:t xml:space="preserve">薪资结构描述（如：基本工资+绩效+补贴）</w:t>
+      </w:r>
+    </w:p>
+    <w:p>
+      <w:pPr>
+        <w:pStyle w:val="ListParagraph"/>
+        <w:numPr>
+          <w:ilvl w:val="0"/>
+          <w:numId w:val="1"/>
+        </w:numPr>
+        <w:spacing w:after="40" w:before="40"/>
+      </w:pPr>
+      <w:r>
+        <w:rPr>
+          <w:rFonts w:ascii="Microsoft YaHei" w:cs="Microsoft YaHei" w:eastAsia="Microsoft YaHei" w:hAnsi="Microsoft YaHei"/>
+          <w:sz w:val="21"/>
+          <w:szCs w:val="21"/>
+        </w:rPr>
+        <w:t xml:space="preserve">基本工资（元/月）</w:t>
+      </w:r>
+    </w:p>
+    <w:p>
+      <w:pPr>
+        <w:pStyle w:val="ListParagraph"/>
+        <w:numPr>
+          <w:ilvl w:val="0"/>
+          <w:numId w:val="1"/>
+        </w:numPr>
+        <w:spacing w:after="40" w:before="40"/>
+      </w:pPr>
+      <w:r>
+        <w:rPr>
+          <w:rFonts w:ascii="Microsoft YaHei" w:cs="Microsoft YaHei" w:eastAsia="Microsoft YaHei" w:hAnsi="Microsoft YaHei"/>
+          <w:sz w:val="21"/>
+          <w:szCs w:val="21"/>
+        </w:rPr>
+        <w:t xml:space="preserve">补贴/其他（元/月）</w:t>
+      </w:r>
+    </w:p>
+    <w:p>
+      <w:pPr>
+        <w:pStyle w:val="ListParagraph"/>
+        <w:numPr>
+          <w:ilvl w:val="0"/>
+          <w:numId w:val="1"/>
+        </w:numPr>
+        <w:spacing w:after="40" w:before="40"/>
+      </w:pPr>
+      <w:r>
+        <w:rPr>
+          <w:rFonts w:ascii="Microsoft YaHei" w:cs="Microsoft YaHei" w:eastAsia="Microsoft YaHei" w:hAnsi="Microsoft YaHei"/>
+          <w:sz w:val="21"/>
+          <w:szCs w:val="21"/>
+        </w:rPr>
+        <w:t xml:space="preserve">薪资备注（试用期比例、特殊约定等）</w:t>
+      </w:r>
+    </w:p>
+    <w:p>
+      <w:pPr>
+        <w:spacing w:after="60" w:before="60"/>
+        <w:jc w:val="left"/>
+      </w:pPr>
+      <w:r>
+        <w:rPr>
+          <w:rFonts w:ascii="Microsoft YaHei" w:cs="Microsoft YaHei" w:eastAsia="Microsoft YaHei" w:hAnsi="Microsoft YaHei"/>
+          <w:sz w:val="21"/>
+          <w:szCs w:val="21"/>
+        </w:rPr>
+        <w:t xml:space="preserve">保存后，薪资数据仅存在本机浏览器中。</w:t>
+      </w:r>
+    </w:p>
+    <w:p>
+      <w:pPr>
+        <w:spacing w:after="80" w:before="80"/>
+      </w:pPr>
+    </w:p>
+    <w:p>
+      <w:pPr>
+        <w:spacing w:after="60" w:before="160"/>
+      </w:pPr>
+      <w:r>
+        <w:rPr>
+          <w:rFonts w:ascii="Microsoft YaHei" w:cs="Microsoft YaHei" w:eastAsia="Microsoft YaHei" w:hAnsi="Microsoft YaHei"/>
+          <w:b/>
+          <w:bCs/>
+          <w:color w:val="1a1a2e"/>
+          <w:sz w:val="22"/>
+          <w:szCs w:val="22"/>
+        </w:rPr>
+        <w:t xml:space="preserve">步骤7：导出备份</w:t>
+      </w:r>
+    </w:p>
+    <w:p>
+      <w:pPr>
+        <w:spacing w:after="60" w:before="60"/>
+        <w:jc w:val="left"/>
+      </w:pPr>
+      <w:r>
+        <w:rPr>
+          <w:rFonts w:ascii="Microsoft YaHei" w:cs="Microsoft YaHei" w:eastAsia="Microsoft YaHei" w:hAnsi="Microsoft YaHei"/>
+          <w:sz w:val="21"/>
+          <w:szCs w:val="21"/>
+        </w:rPr>
+        <w:t xml:space="preserve">点击右上角"导出数据"按钮，下载JSON备份文件。建议每周备份一次。</w:t>
       </w:r>
     </w:p>
     <w:p>
@@ -670,7 +1108,7 @@
                 <w:sz w:val="21"/>
                 <w:szCs w:val="21"/>
               </w:rPr>
-              <w:t xml:space="preserve">薪资数据仅存储在本地浏览器中，不会上传到云端！请定期导出备份。</w:t>
+              <w:t xml:space="preserve">薪资数据仅存储在本地浏览器中，绝不上传云端！清除浏览器数据将导致丢失，请定期导出备份。</w:t>
             </w:r>
           </w:p>
         </w:tc>
@@ -2421,7 +2859,7 @@
                 <w:sz w:val="21"/>
                 <w:szCs w:val="21"/>
               </w:rPr>
-              <w:t xml:space="preserve">本地SSC工具地址：hr-local.html。云端后台地址：https://practice-ledger.onrender.com</w:t>
+              <w:t xml:space="preserve">本地SSC工具地址：http://localhost:8080/hr-local.html（需先执行 python -m http.server 8080 启动）。云端后台地址：https://practice-ledger.onrender.com</w:t>
             </w:r>
           </w:p>
         </w:tc>

--- a/docs/SSC操作SOP.docx
+++ b/docs/SSC操作SOP.docx
@@ -21,7 +21,7 @@
     </w:p>
     <w:p>
       <w:pPr>
-        <w:spacing w:after="200" w:before="0"/>
+        <w:spacing w:after="40" w:before="0"/>
         <w:jc w:val="center"/>
       </w:pPr>
       <w:r>
@@ -31,8 +31,72 @@
           <w:sz w:val="20"/>
           <w:szCs w:val="20"/>
         </w:rPr>
-        <w:t xml:space="preserve">Version 3.1  |  2026年7月</w:t>
-      </w:r>
+        <w:t xml:space="preserve">Version 3.2  |  2026年7月</w:t>
+      </w:r>
+    </w:p>
+    <w:p>
+      <w:pPr>
+        <w:spacing w:after="60" w:before="40"/>
+        <w:jc w:val="center"/>
+      </w:pPr>
+      <w:r>
+        <w:rPr>
+          <w:rFonts w:ascii="Microsoft YaHei" w:cs="Microsoft YaHei" w:eastAsia="Microsoft YaHei" w:hAnsi="Microsoft YaHei"/>
+          <w:i/>
+          <w:iCs/>
+          <w:color w:val="666666"/>
+          <w:sz w:val="18"/>
+          <w:szCs w:val="18"/>
+        </w:rPr>
+        <w:t xml:space="preserve">整理：Zoe（SSC）</w:t>
+      </w:r>
+    </w:p>
+    <w:tbl>
+      <w:tblPr>
+        <w:tblW w:type="pct" w:w="100%"/>
+        <w:tblBorders>
+          <w:top w:val="single" w:color="auto" w:sz="4"/>
+          <w:left w:val="single" w:color="auto" w:sz="4"/>
+          <w:bottom w:val="single" w:color="auto" w:sz="4"/>
+          <w:right w:val="single" w:color="auto" w:sz="4"/>
+          <w:insideH w:val="single" w:color="auto" w:sz="4"/>
+          <w:insideV w:val="single" w:color="auto" w:sz="4"/>
+        </w:tblBorders>
+      </w:tblPr>
+      <w:tblGrid>
+        <w:gridCol w:w="100"/>
+      </w:tblGrid>
+      <w:tr>
+        <w:tc>
+          <w:tcPr>
+            <w:shd w:fill="d1fae5" w:color="auto" w:val="clear"/>
+            <w:tcMar>
+              <w:top w:type="dxa" w:w="60"/>
+              <w:left w:type="dxa" w:w="160"/>
+              <w:bottom w:type="dxa" w:w="60"/>
+              <w:right w:type="dxa" w:w="160"/>
+            </w:tcMar>
+          </w:tcPr>
+          <w:p>
+            <w:r>
+              <w:rPr>
+                <w:rFonts w:ascii="Microsoft YaHei" w:cs="Microsoft YaHei" w:eastAsia="Microsoft YaHei" w:hAnsi="Microsoft YaHei"/>
+                <w:b/>
+                <w:bCs/>
+                <w:color w:val="065f46"/>
+                <w:sz w:val="20"/>
+                <w:szCs w:val="20"/>
+              </w:rPr>
+              <w:t xml:space="preserve">✅ 该系统已投入运行  |  云端地址：https://practice-ledger.onrender.com</w:t>
+            </w:r>
+          </w:p>
+        </w:tc>
+      </w:tr>
+    </w:tbl>
+    <w:p>
+      <w:pPr>
+        <w:spacing w:after="80" w:before="80"/>
+      </w:pPr>
     </w:p>
     <w:p>
       <w:pPr>
@@ -3008,7 +3072,7 @@
         <w:sz w:val="16"/>
         <w:szCs w:val="16"/>
       </w:rPr>
-      <w:t xml:space="preserve">SSC操作SOP v3.1</w:t>
+      <w:t xml:space="preserve">SSC操作SOP v3.2</w:t>
     </w:r>
   </w:p>
 </w:hdr>

--- a/docs/SSC操作SOP.docx
+++ b/docs/SSC操作SOP.docx
@@ -496,7 +496,7 @@
           <w:sz w:val="21"/>
           <w:szCs w:val="21"/>
         </w:rPr>
-        <w:t xml:space="preserve">云端登录账号：hr  密码：hr666</w:t>
+        <w:t xml:space="preserve">云端登录账号：hr  密码：hraaa</w:t>
       </w:r>
     </w:p>
     <w:p>
@@ -833,7 +833,7 @@
           <w:sz w:val="21"/>
           <w:szCs w:val="21"/>
         </w:rPr>
-        <w:t xml:space="preserve">密码：hr666</w:t>
+        <w:t xml:space="preserve">密码：hraaa</w:t>
       </w:r>
     </w:p>
     <w:p>

--- a/docs/SSC操作SOP.docx
+++ b/docs/SSC操作SOP.docx
@@ -496,7 +496,7 @@
           <w:sz w:val="21"/>
           <w:szCs w:val="21"/>
         </w:rPr>
-        <w:t xml:space="preserve">云端登录账号：hr  密码：hraaa</w:t>
+        <w:t xml:space="preserve">云端登录账号：hr  密码：Zoe20260708</w:t>
       </w:r>
     </w:p>
     <w:p>
@@ -833,7 +833,7 @@
           <w:sz w:val="21"/>
           <w:szCs w:val="21"/>
         </w:rPr>
-        <w:t xml:space="preserve">密码：hraaa</w:t>
+        <w:t xml:space="preserve">密码：Zoe20260708</w:t>
       </w:r>
     </w:p>
     <w:p>
